--- a/docs/DIARY_GNI_S42.docx
+++ b/docs/DIARY_GNI_S42.docx
@@ -107,7 +107,7 @@
         <w:spacing w:after="120"/>
       </w:pPr>
       <w:r>
-        <w:t xml:space="preserve">GNI: healthy, hardened, HEAD a15bcc0. B3 live and proven over nine days. The queue is honest — nothing on fire, MAD→Cerebras the next real build when James wants it. Lens: Sheet 4 shipping automatically now. A good place to stop. We closed at ~81% context, by choice, while it was still clean enough to write this well. That’s the rule doing its job.</w:t>
+        <w:t xml:space="preserve">GNI: healthy, hardened, HEAD a15bcc0. B3 live and proven over nine days. The queue is honest — nothing on fire, MAD→Cerebras the next real build when James wants it. Partner B: Sheet 4 shipping automatically now. A good place to stop. We closed at ~81% context, by choice, while it was still clean enough to write this well. That’s the rule doing its job.</w:t>
       </w:r>
     </w:p>
     <w:sectPr>
